--- a/docx_resources/Вечірня-Утреня/В,У - Мінея/09-Вересень/21-__-віддання_Воздвиження.docx
+++ b/docx_resources/Вечірня-Утреня/В,У - Мінея/09-Вересень/21-__-віддання_Воздвиження.docx
@@ -63,6 +63,7 @@
         <w:rPr>
           <w:rFonts w:ascii="Times New Roman" w:hAnsi="Times New Roman" w:cs="Times New Roman"/>
           <w:b/>
+          <w:sz w:val="24"/>
         </w:rPr>
         <w:t>ВЕЧІРНЯ</w:t>
       </w:r>
@@ -1548,6 +1549,7 @@
           <w:b/>
           <w:i/>
           <w:color w:val="FF0000"/>
+          <w:sz w:val="24"/>
         </w:rPr>
         <w:t>Вечірні молитви</w:t>
       </w:r>
@@ -6308,6 +6310,7 @@
           <w:b/>
           <w:i/>
           <w:color w:val="FF0000"/>
+          <w:sz w:val="24"/>
         </w:rPr>
         <w:lastRenderedPageBreak/>
         <w:t>Стихири</w:t>
@@ -8065,6 +8068,7 @@
           <w:b/>
           <w:i/>
           <w:color w:val="FF0000"/>
+          <w:sz w:val="24"/>
         </w:rPr>
         <w:t xml:space="preserve">Прокімен. </w:t>
       </w:r>
@@ -8073,6 +8077,7 @@
           <w:rFonts w:ascii="Times New Roman" w:eastAsia="Times New Roman" w:hAnsi="Times New Roman" w:cs="Times New Roman"/>
           <w:i/>
           <w:color w:val="FF0000"/>
+          <w:sz w:val="24"/>
         </w:rPr>
         <w:t>Псалом 53 (г. 5):</w:t>
       </w:r>
@@ -8167,6 +8172,7 @@
           <w:b/>
           <w:i/>
           <w:color w:val="FF0000"/>
+          <w:sz w:val="24"/>
         </w:rPr>
         <w:t>Сподоби, Господи</w:t>
       </w:r>
@@ -8974,6 +8980,7 @@
           <w:b/>
           <w:i/>
           <w:color w:val="FF0000"/>
+          <w:sz w:val="24"/>
         </w:rPr>
         <w:t>Прохальна єктенія</w:t>
       </w:r>
@@ -10209,6 +10216,7 @@
           <w:b/>
           <w:i/>
           <w:color w:val="FF0000"/>
+          <w:sz w:val="24"/>
         </w:rPr>
         <w:t>Пісня Симеона</w:t>
       </w:r>
@@ -10758,6 +10766,7 @@
           <w:b/>
           <w:i/>
           <w:color w:val="FF0000"/>
+          <w:sz w:val="24"/>
         </w:rPr>
         <w:t>Тропарі</w:t>
       </w:r>
@@ -10828,6 +10837,7 @@
           <w:b/>
           <w:i/>
           <w:color w:val="FF0000"/>
+          <w:sz w:val="24"/>
         </w:rPr>
         <w:t>Єктенія усильного благання</w:t>
       </w:r>
@@ -11611,6 +11621,7 @@
           <w:b/>
           <w:i/>
           <w:color w:val="FF0000"/>
+          <w:sz w:val="24"/>
         </w:rPr>
         <w:t>Після Вечірні</w:t>
       </w:r>
@@ -11669,6 +11680,7 @@
       <w:r>
         <w:rPr>
           <w:rFonts w:ascii="Times New Roman" w:hAnsi="Times New Roman"/>
+          <w:sz w:val="24"/>
         </w:rPr>
         <w:br w:type="page"/>
       </w:r>
@@ -11687,6 +11699,7 @@
         <w:rPr>
           <w:rFonts w:ascii="Times New Roman" w:hAnsi="Times New Roman" w:cs="Times New Roman"/>
           <w:b/>
+          <w:sz w:val="24"/>
         </w:rPr>
         <w:lastRenderedPageBreak/>
         <w:t>УТРЕНЯ</w:t>
@@ -14252,6 +14265,7 @@
           <w:b/>
           <w:i/>
           <w:color w:val="FF0000"/>
+          <w:sz w:val="24"/>
         </w:rPr>
         <w:t>Утренні молитви</w:t>
       </w:r>
@@ -15974,6 +15988,7 @@
           <w:b/>
           <w:i/>
           <w:color w:val="FF0000"/>
+          <w:sz w:val="24"/>
         </w:rPr>
         <w:t>Бог Господь...</w:t>
       </w:r>
@@ -15982,6 +15997,7 @@
           <w:rFonts w:ascii="Times New Roman" w:eastAsia="Times New Roman" w:hAnsi="Times New Roman" w:cs="Times New Roman"/>
           <w:i/>
           <w:color w:val="FF0000"/>
+          <w:sz w:val="24"/>
         </w:rPr>
         <w:t xml:space="preserve"> (Пс. 117), глас 1</w:t>
       </w:r>
@@ -16208,6 +16224,7 @@
           <w:b/>
           <w:i/>
           <w:color w:val="FF0000"/>
+          <w:sz w:val="24"/>
         </w:rPr>
         <w:t>Тропарі</w:t>
       </w:r>
@@ -16376,6 +16393,7 @@
           <w:b/>
           <w:i/>
           <w:color w:val="FF0000"/>
+          <w:sz w:val="24"/>
         </w:rPr>
         <w:t>Мала єктенія</w:t>
       </w:r>
@@ -16705,6 +16723,7 @@
           <w:b/>
           <w:i/>
           <w:color w:val="FF0000"/>
+          <w:sz w:val="24"/>
         </w:rPr>
         <w:t>Перший сідальний</w:t>
       </w:r>
@@ -16837,6 +16856,7 @@
           <w:b/>
           <w:i/>
           <w:color w:val="FF0000"/>
+          <w:sz w:val="24"/>
         </w:rPr>
         <w:t>Мала єктенія</w:t>
       </w:r>
@@ -17184,6 +17204,7 @@
           <w:b/>
           <w:i/>
           <w:color w:val="FF0000"/>
+          <w:sz w:val="24"/>
         </w:rPr>
         <w:t>Другий сідальний</w:t>
       </w:r>
@@ -17295,6 +17316,7 @@
           <w:b/>
           <w:i/>
           <w:color w:val="FF0000"/>
+          <w:sz w:val="24"/>
         </w:rPr>
         <w:t>Псалом 50</w:t>
       </w:r>
@@ -18217,6 +18239,7 @@
           <w:b/>
           <w:i/>
           <w:color w:val="FF0000"/>
+          <w:sz w:val="24"/>
         </w:rPr>
         <w:t>Мала єктенія</w:t>
       </w:r>
@@ -19297,6 +19320,7 @@
           <w:b/>
           <w:i/>
           <w:color w:val="FF0000"/>
+          <w:sz w:val="24"/>
         </w:rPr>
         <w:t>Мала єктенія</w:t>
       </w:r>
@@ -20227,6 +20251,7 @@
           <w:b/>
           <w:i/>
           <w:color w:val="FF0000"/>
+          <w:sz w:val="24"/>
         </w:rPr>
         <w:t>Пісня Богородиці</w:t>
       </w:r>
@@ -20398,6 +20423,7 @@
           <w:b/>
           <w:i/>
           <w:color w:val="FF0000"/>
+          <w:sz w:val="24"/>
         </w:rPr>
         <w:t>Пісня 9</w:t>
       </w:r>
@@ -20680,6 +20706,7 @@
           <w:b/>
           <w:i/>
           <w:color w:val="FF0000"/>
+          <w:sz w:val="24"/>
         </w:rPr>
         <w:t>Мала єктенія</w:t>
       </w:r>
@@ -21017,6 +21044,7 @@
           <w:b/>
           <w:i/>
           <w:color w:val="FF0000"/>
+          <w:sz w:val="24"/>
         </w:rPr>
         <w:t>Світильний</w:t>
       </w:r>
@@ -21690,6 +21718,7 @@
           <w:b/>
           <w:i/>
           <w:color w:val="FF0000"/>
+          <w:sz w:val="24"/>
         </w:rPr>
         <w:t>Стихири</w:t>
       </w:r>
@@ -22020,6 +22049,7 @@
           <w:b/>
           <w:i/>
           <w:color w:val="FF0000"/>
+          <w:sz w:val="24"/>
         </w:rPr>
         <w:t>Велике славослов'я</w:t>
       </w:r>
@@ -22610,6 +22640,7 @@
           <w:b/>
           <w:i/>
           <w:color w:val="FF0000"/>
+          <w:sz w:val="24"/>
         </w:rPr>
         <w:lastRenderedPageBreak/>
         <w:t>Тропарі</w:t>
@@ -22672,6 +22703,7 @@
           <w:b/>
           <w:i/>
           <w:color w:val="FF0000"/>
+          <w:sz w:val="24"/>
         </w:rPr>
         <w:t>Єктенія усильного благання</w:t>
       </w:r>
@@ -23092,6 +23124,7 @@
           <w:b/>
           <w:i/>
           <w:color w:val="FF0000"/>
+          <w:sz w:val="24"/>
         </w:rPr>
         <w:t>Прохальна єктенія</w:t>
       </w:r>

--- a/docx_resources/Вечірня-Утреня/В,У - Мінея/09-Вересень/21-__-віддання_Воздвиження.docx
+++ b/docx_resources/Вечірня-Утреня/В,У - Мінея/09-Вересень/21-__-віддання_Воздвиження.docx
@@ -63,7 +63,6 @@
         <w:rPr>
           <w:rFonts w:ascii="Times New Roman" w:hAnsi="Times New Roman" w:cs="Times New Roman"/>
           <w:b/>
-          <w:sz w:val="24"/>
         </w:rPr>
         <w:t>ВЕЧІРНЯ</w:t>
       </w:r>
@@ -1549,7 +1548,6 @@
           <w:b/>
           <w:i/>
           <w:color w:val="FF0000"/>
-          <w:sz w:val="24"/>
         </w:rPr>
         <w:t>Вечірні молитви</w:t>
       </w:r>
@@ -6310,7 +6308,6 @@
           <w:b/>
           <w:i/>
           <w:color w:val="FF0000"/>
-          <w:sz w:val="24"/>
         </w:rPr>
         <w:lastRenderedPageBreak/>
         <w:t>Стихири</w:t>
@@ -8068,7 +8065,6 @@
           <w:b/>
           <w:i/>
           <w:color w:val="FF0000"/>
-          <w:sz w:val="24"/>
         </w:rPr>
         <w:t xml:space="preserve">Прокімен. </w:t>
       </w:r>
@@ -8077,7 +8073,6 @@
           <w:rFonts w:ascii="Times New Roman" w:eastAsia="Times New Roman" w:hAnsi="Times New Roman" w:cs="Times New Roman"/>
           <w:i/>
           <w:color w:val="FF0000"/>
-          <w:sz w:val="24"/>
         </w:rPr>
         <w:t>Псалом 53 (г. 5):</w:t>
       </w:r>
@@ -8172,7 +8167,6 @@
           <w:b/>
           <w:i/>
           <w:color w:val="FF0000"/>
-          <w:sz w:val="24"/>
         </w:rPr>
         <w:t>Сподоби, Господи</w:t>
       </w:r>
@@ -8980,7 +8974,6 @@
           <w:b/>
           <w:i/>
           <w:color w:val="FF0000"/>
-          <w:sz w:val="24"/>
         </w:rPr>
         <w:t>Прохальна єктенія</w:t>
       </w:r>
@@ -10216,7 +10209,6 @@
           <w:b/>
           <w:i/>
           <w:color w:val="FF0000"/>
-          <w:sz w:val="24"/>
         </w:rPr>
         <w:t>Пісня Симеона</w:t>
       </w:r>
@@ -10766,7 +10758,6 @@
           <w:b/>
           <w:i/>
           <w:color w:val="FF0000"/>
-          <w:sz w:val="24"/>
         </w:rPr>
         <w:t>Тропарі</w:t>
       </w:r>
@@ -10837,7 +10828,6 @@
           <w:b/>
           <w:i/>
           <w:color w:val="FF0000"/>
-          <w:sz w:val="24"/>
         </w:rPr>
         <w:t>Єктенія усильного благання</w:t>
       </w:r>
@@ -11621,7 +11611,6 @@
           <w:b/>
           <w:i/>
           <w:color w:val="FF0000"/>
-          <w:sz w:val="24"/>
         </w:rPr>
         <w:t>Після Вечірні</w:t>
       </w:r>
@@ -11680,7 +11669,6 @@
       <w:r>
         <w:rPr>
           <w:rFonts w:ascii="Times New Roman" w:hAnsi="Times New Roman"/>
-          <w:sz w:val="24"/>
         </w:rPr>
         <w:br w:type="page"/>
       </w:r>
@@ -11699,7 +11687,6 @@
         <w:rPr>
           <w:rFonts w:ascii="Times New Roman" w:hAnsi="Times New Roman" w:cs="Times New Roman"/>
           <w:b/>
-          <w:sz w:val="24"/>
         </w:rPr>
         <w:lastRenderedPageBreak/>
         <w:t>УТРЕНЯ</w:t>
@@ -14265,7 +14252,6 @@
           <w:b/>
           <w:i/>
           <w:color w:val="FF0000"/>
-          <w:sz w:val="24"/>
         </w:rPr>
         <w:t>Утренні молитви</w:t>
       </w:r>
@@ -15988,7 +15974,6 @@
           <w:b/>
           <w:i/>
           <w:color w:val="FF0000"/>
-          <w:sz w:val="24"/>
         </w:rPr>
         <w:t>Бог Господь...</w:t>
       </w:r>
@@ -15997,7 +15982,6 @@
           <w:rFonts w:ascii="Times New Roman" w:eastAsia="Times New Roman" w:hAnsi="Times New Roman" w:cs="Times New Roman"/>
           <w:i/>
           <w:color w:val="FF0000"/>
-          <w:sz w:val="24"/>
         </w:rPr>
         <w:t xml:space="preserve"> (Пс. 117), глас 1</w:t>
       </w:r>
@@ -16224,7 +16208,6 @@
           <w:b/>
           <w:i/>
           <w:color w:val="FF0000"/>
-          <w:sz w:val="24"/>
         </w:rPr>
         <w:t>Тропарі</w:t>
       </w:r>
@@ -16393,7 +16376,6 @@
           <w:b/>
           <w:i/>
           <w:color w:val="FF0000"/>
-          <w:sz w:val="24"/>
         </w:rPr>
         <w:t>Мала єктенія</w:t>
       </w:r>
@@ -16723,7 +16705,6 @@
           <w:b/>
           <w:i/>
           <w:color w:val="FF0000"/>
-          <w:sz w:val="24"/>
         </w:rPr>
         <w:t>Перший сідальний</w:t>
       </w:r>
@@ -16856,7 +16837,6 @@
           <w:b/>
           <w:i/>
           <w:color w:val="FF0000"/>
-          <w:sz w:val="24"/>
         </w:rPr>
         <w:t>Мала єктенія</w:t>
       </w:r>
@@ -17204,7 +17184,6 @@
           <w:b/>
           <w:i/>
           <w:color w:val="FF0000"/>
-          <w:sz w:val="24"/>
         </w:rPr>
         <w:t>Другий сідальний</w:t>
       </w:r>
@@ -17316,7 +17295,6 @@
           <w:b/>
           <w:i/>
           <w:color w:val="FF0000"/>
-          <w:sz w:val="24"/>
         </w:rPr>
         <w:t>Псалом 50</w:t>
       </w:r>
@@ -18239,7 +18217,6 @@
           <w:b/>
           <w:i/>
           <w:color w:val="FF0000"/>
-          <w:sz w:val="24"/>
         </w:rPr>
         <w:t>Мала єктенія</w:t>
       </w:r>
@@ -19320,7 +19297,6 @@
           <w:b/>
           <w:i/>
           <w:color w:val="FF0000"/>
-          <w:sz w:val="24"/>
         </w:rPr>
         <w:t>Мала єктенія</w:t>
       </w:r>
@@ -20251,7 +20227,6 @@
           <w:b/>
           <w:i/>
           <w:color w:val="FF0000"/>
-          <w:sz w:val="24"/>
         </w:rPr>
         <w:t>Пісня Богородиці</w:t>
       </w:r>
@@ -20423,7 +20398,6 @@
           <w:b/>
           <w:i/>
           <w:color w:val="FF0000"/>
-          <w:sz w:val="24"/>
         </w:rPr>
         <w:t>Пісня 9</w:t>
       </w:r>
@@ -20706,7 +20680,6 @@
           <w:b/>
           <w:i/>
           <w:color w:val="FF0000"/>
-          <w:sz w:val="24"/>
         </w:rPr>
         <w:t>Мала єктенія</w:t>
       </w:r>
@@ -21044,7 +21017,6 @@
           <w:b/>
           <w:i/>
           <w:color w:val="FF0000"/>
-          <w:sz w:val="24"/>
         </w:rPr>
         <w:t>Світильний</w:t>
       </w:r>
@@ -21718,7 +21690,6 @@
           <w:b/>
           <w:i/>
           <w:color w:val="FF0000"/>
-          <w:sz w:val="24"/>
         </w:rPr>
         <w:t>Стихири</w:t>
       </w:r>
@@ -22049,7 +22020,6 @@
           <w:b/>
           <w:i/>
           <w:color w:val="FF0000"/>
-          <w:sz w:val="24"/>
         </w:rPr>
         <w:t>Велике славослов'я</w:t>
       </w:r>
@@ -22640,7 +22610,6 @@
           <w:b/>
           <w:i/>
           <w:color w:val="FF0000"/>
-          <w:sz w:val="24"/>
         </w:rPr>
         <w:lastRenderedPageBreak/>
         <w:t>Тропарі</w:t>
@@ -22703,7 +22672,6 @@
           <w:b/>
           <w:i/>
           <w:color w:val="FF0000"/>
-          <w:sz w:val="24"/>
         </w:rPr>
         <w:t>Єктенія усильного благання</w:t>
       </w:r>
@@ -23124,7 +23092,6 @@
           <w:b/>
           <w:i/>
           <w:color w:val="FF0000"/>
-          <w:sz w:val="24"/>
         </w:rPr>
         <w:t>Прохальна єктенія</w:t>
       </w:r>
